--- a/Báo cáo Bài thực hành số 2 môn CTDL.docx
+++ b/Báo cáo Bài thực hành số 2 môn CTDL.docx
@@ -13,19 +13,7 @@
         <w:rPr>
           <w:rStyle w:val="fontstyle01"/>
         </w:rPr>
-        <w:t xml:space="preserve">Báo cáo Bài thực hành số </w:t>
-      </w:r>
-      <w:r>
-        <w:rPr>
-          <w:rStyle w:val="fontstyle01"/>
-        </w:rPr>
-        <w:t>2</w:t>
-      </w:r>
-      <w:r>
-        <w:rPr>
-          <w:rStyle w:val="fontstyle01"/>
-        </w:rPr>
-        <w:t xml:space="preserve"> môn CTDL&amp;TT2</w:t>
+        <w:t>Báo cáo Bài thực hành số 2 môn CTDL&amp;TT2</w:t>
       </w:r>
     </w:p>
     <w:p>
@@ -113,7 +101,7 @@
             <w:szCs w:val="24"/>
             <w:highlight w:val="yellow"/>
           </w:rPr>
-          <w:t>https://github.com/Ktom2617/Thuc-hanh-1-CTDL-TT2</w:t>
+          <w:t>https://github.com/Ktom2617/Thuc-hanh-2-CTDL-TT2</w:t>
         </w:r>
       </w:hyperlink>
     </w:p>
@@ -180,6 +168,7 @@
           <w:rFonts w:ascii="Aptos" w:hAnsi="Aptos"/>
           <w:b/>
           <w:bCs/>
+          <w:noProof/>
           <w:color w:val="000000"/>
           <w:sz w:val="28"/>
           <w:szCs w:val="28"/>
@@ -1304,6 +1293,7 @@
       <w:r>
         <w:rPr>
           <w:rFonts w:ascii="Aptos" w:hAnsi="Aptos"/>
+          <w:noProof/>
           <w:color w:val="000000"/>
           <w:sz w:val="28"/>
           <w:szCs w:val="28"/>
@@ -1574,6 +1564,7 @@
       <w:r>
         <w:rPr>
           <w:rFonts w:ascii="Aptos" w:hAnsi="Aptos"/>
+          <w:noProof/>
           <w:color w:val="000000"/>
           <w:sz w:val="28"/>
           <w:szCs w:val="28"/>
@@ -1691,6 +1682,7 @@
           <w:rFonts w:ascii="Aptos" w:hAnsi="Aptos"/>
           <w:b/>
           <w:bCs/>
+          <w:noProof/>
           <w:color w:val="000000"/>
           <w:sz w:val="28"/>
           <w:szCs w:val="28"/>
@@ -1779,6 +1771,7 @@
           <w:sz w:val="24"/>
           <w:szCs w:val="24"/>
         </w:rPr>
+        <w:lastRenderedPageBreak/>
         <w:t xml:space="preserve">Kết quả: </w:t>
       </w:r>
       <w:r>
@@ -1793,6 +1786,49 @@
         </w:rPr>
         <w:br/>
       </w:r>
+      <w:r>
+        <w:rPr>
+          <w:rFonts w:ascii="Aptos" w:hAnsi="Aptos"/>
+          <w:color w:val="000000"/>
+          <w:sz w:val="24"/>
+          <w:szCs w:val="24"/>
+        </w:rPr>
+        <w:drawing>
+          <wp:inline distT="0" distB="0" distL="0" distR="0" wp14:anchorId="5C611C72" wp14:editId="5A31F751">
+            <wp:extent cx="5760720" cy="3074035"/>
+            <wp:effectExtent l="0" t="0" r="0" b="0"/>
+            <wp:docPr id="1874457148" name="Picture 1"/>
+            <wp:cNvGraphicFramePr>
+              <a:graphicFrameLocks xmlns:a="http://schemas.openxmlformats.org/drawingml/2006/main" noChangeAspect="1"/>
+            </wp:cNvGraphicFramePr>
+            <a:graphic xmlns:a="http://schemas.openxmlformats.org/drawingml/2006/main">
+              <a:graphicData uri="http://schemas.openxmlformats.org/drawingml/2006/picture">
+                <pic:pic xmlns:pic="http://schemas.openxmlformats.org/drawingml/2006/picture">
+                  <pic:nvPicPr>
+                    <pic:cNvPr id="1874457148" name=""/>
+                    <pic:cNvPicPr/>
+                  </pic:nvPicPr>
+                  <pic:blipFill>
+                    <a:blip r:embed="rId11"/>
+                    <a:stretch>
+                      <a:fillRect/>
+                    </a:stretch>
+                  </pic:blipFill>
+                  <pic:spPr>
+                    <a:xfrm>
+                      <a:off x="0" y="0"/>
+                      <a:ext cx="5760720" cy="3074035"/>
+                    </a:xfrm>
+                    <a:prstGeom prst="rect">
+                      <a:avLst/>
+                    </a:prstGeom>
+                  </pic:spPr>
+                </pic:pic>
+              </a:graphicData>
+            </a:graphic>
+          </wp:inline>
+        </w:drawing>
+      </w:r>
     </w:p>
     <w:p>
       <w:pPr>
@@ -1811,7 +1847,6 @@
           <w:sz w:val="28"/>
           <w:szCs w:val="28"/>
         </w:rPr>
-        <w:lastRenderedPageBreak/>
         <w:br/>
       </w:r>
       <w:r>
@@ -2896,6 +2931,7 @@
   <w:style w:type="character" w:default="1" w:styleId="DefaultParagraphFont">
     <w:name w:val="Default Paragraph Font"/>
     <w:uiPriority w:val="1"/>
+    <w:semiHidden/>
     <w:unhideWhenUsed/>
   </w:style>
   <w:style w:type="table" w:default="1" w:styleId="TableNormal">
